--- a/2_COMPNET/lab5/report.docx
+++ b/2_COMPNET/lab5/report.docx
@@ -314,8 +314,8 @@
         <w:t>ОДЕРЖАНИЕ</w:t>
       </w:r>
     </w:p>
-    <w:bookmarkStart w:id="1" w:name="_Toc177307350" w:displacedByCustomXml="next"/>
-    <w:bookmarkStart w:id="2" w:name="_Toc177290781" w:displacedByCustomXml="next"/>
+    <w:bookmarkStart w:id="1" w:name="_Toc177290781" w:displacedByCustomXml="next"/>
+    <w:bookmarkStart w:id="2" w:name="_Toc177307350" w:displacedByCustomXml="next"/>
     <w:sdt>
       <w:sdtPr>
         <w:rPr>
@@ -820,8 +820,21 @@
         </w:rPr>
         <w:t xml:space="preserve">1. </w:t>
       </w:r>
-      <w:r>
-        <w:t>Начало работы с Wireshark.</w:t>
+      <w:proofErr w:type="spellStart"/>
+      <w:r>
+        <w:t>Начало</w:t>
+      </w:r>
+      <w:proofErr w:type="spellEnd"/>
+      <w:r>
+        <w:t xml:space="preserve"> </w:t>
+      </w:r>
+      <w:proofErr w:type="spellStart"/>
+      <w:r>
+        <w:t>работы</w:t>
+      </w:r>
+      <w:proofErr w:type="spellEnd"/>
+      <w:r>
+        <w:t xml:space="preserve"> с Wireshark.</w:t>
       </w:r>
     </w:p>
     <w:p>
@@ -1097,12 +1110,14 @@
       <w:r>
         <w:t>.</w:t>
       </w:r>
+      <w:proofErr w:type="spellStart"/>
       <w:r>
         <w:rPr>
           <w:lang w:val="en-US"/>
         </w:rPr>
         <w:t>addr</w:t>
       </w:r>
+      <w:proofErr w:type="spellEnd"/>
       <w:proofErr w:type="gramEnd"/>
       <w:r>
         <w:t xml:space="preserve"> == </w:t>
@@ -1410,8 +1425,13 @@
         <w:t>O</w:t>
       </w:r>
       <w:r>
-        <w:t xml:space="preserve"> Graphs</w:t>
-      </w:r>
+        <w:t xml:space="preserve"> </w:t>
+      </w:r>
+      <w:proofErr w:type="spellStart"/>
+      <w:r>
+        <w:t>Graphs</w:t>
+      </w:r>
+      <w:proofErr w:type="spellEnd"/>
       <w:r>
         <w:t>»</w:t>
       </w:r>
@@ -1538,9 +1558,19 @@
       <w:r>
         <w:t>«</w:t>
       </w:r>
-      <w:r>
-        <w:t>Flow Graph</w:t>
-      </w:r>
+      <w:proofErr w:type="spellStart"/>
+      <w:r>
+        <w:t>Flow</w:t>
+      </w:r>
+      <w:proofErr w:type="spellEnd"/>
+      <w:r>
+        <w:t xml:space="preserve"> </w:t>
+      </w:r>
+      <w:proofErr w:type="spellStart"/>
+      <w:r>
+        <w:t>Graph</w:t>
+      </w:r>
+      <w:proofErr w:type="spellEnd"/>
       <w:r>
         <w:t>»</w:t>
       </w:r>
@@ -1550,12 +1580,14 @@
       <w:r>
         <w:t xml:space="preserve">. Для фильтрации был использован фильтр по порту </w:t>
       </w:r>
+      <w:proofErr w:type="spellStart"/>
       <w:r>
         <w:rPr>
           <w:lang w:val="en-US"/>
         </w:rPr>
         <w:t>tcp</w:t>
       </w:r>
+      <w:proofErr w:type="spellEnd"/>
       <w:r>
         <w:t xml:space="preserve"> </w:t>
       </w:r>
@@ -1711,12 +1743,14 @@
       <w:r>
         <w:t xml:space="preserve"> </w:t>
       </w:r>
+      <w:proofErr w:type="spellStart"/>
       <w:r>
         <w:rPr>
           <w:lang w:val="en-US"/>
         </w:rPr>
         <w:t>ip</w:t>
       </w:r>
+      <w:proofErr w:type="spellEnd"/>
       <w:r>
         <w:rPr>
           <w:noProof/>
@@ -1904,7 +1938,25 @@
           <w:iCs/>
           <w:lang w:val="en-US"/>
         </w:rPr>
-        <w:t xml:space="preserve">(ip.src == </w:t>
+        <w:t>(</w:t>
+      </w:r>
+      <w:proofErr w:type="spellStart"/>
+      <w:r>
+        <w:rPr>
+          <w:i/>
+          <w:iCs/>
+          <w:lang w:val="en-US"/>
+        </w:rPr>
+        <w:t>ip.src</w:t>
+      </w:r>
+      <w:proofErr w:type="spellEnd"/>
+      <w:r>
+        <w:rPr>
+          <w:i/>
+          <w:iCs/>
+          <w:lang w:val="en-US"/>
+        </w:rPr>
+        <w:t xml:space="preserve"> == </w:t>
       </w:r>
       <w:r>
         <w:rPr>
@@ -1923,6 +1975,7 @@
         </w:rPr>
         <w:t xml:space="preserve">and </w:t>
       </w:r>
+      <w:proofErr w:type="spellStart"/>
       <w:proofErr w:type="gramStart"/>
       <w:r>
         <w:rPr>
@@ -1932,6 +1985,7 @@
         </w:rPr>
         <w:t>tcp.srcport</w:t>
       </w:r>
+      <w:proofErr w:type="spellEnd"/>
       <w:proofErr w:type="gramEnd"/>
       <w:r>
         <w:rPr>
@@ -1941,6 +1995,7 @@
         </w:rPr>
         <w:t xml:space="preserve"> &gt; 1024 and (</w:t>
       </w:r>
+      <w:proofErr w:type="spellStart"/>
       <w:proofErr w:type="gramStart"/>
       <w:r>
         <w:rPr>
@@ -1960,6 +2015,7 @@
         </w:rPr>
         <w:t>dstport</w:t>
       </w:r>
+      <w:proofErr w:type="spellEnd"/>
       <w:proofErr w:type="gramEnd"/>
       <w:r>
         <w:rPr>
@@ -1969,6 +2025,7 @@
         </w:rPr>
         <w:t xml:space="preserve"> == 80 or </w:t>
       </w:r>
+      <w:proofErr w:type="spellStart"/>
       <w:proofErr w:type="gramStart"/>
       <w:r>
         <w:rPr>
@@ -1988,6 +2045,7 @@
         </w:rPr>
         <w:t>dstport</w:t>
       </w:r>
+      <w:proofErr w:type="spellEnd"/>
       <w:proofErr w:type="gramEnd"/>
       <w:r>
         <w:rPr>
@@ -1995,7 +2053,25 @@
           <w:iCs/>
           <w:lang w:val="en-US"/>
         </w:rPr>
-        <w:t xml:space="preserve"> == 443)) or (ip.dst == </w:t>
+        <w:t xml:space="preserve"> == 443)) or (</w:t>
+      </w:r>
+      <w:proofErr w:type="spellStart"/>
+      <w:r>
+        <w:rPr>
+          <w:i/>
+          <w:iCs/>
+          <w:lang w:val="en-US"/>
+        </w:rPr>
+        <w:t>ip.dst</w:t>
+      </w:r>
+      <w:proofErr w:type="spellEnd"/>
+      <w:r>
+        <w:rPr>
+          <w:i/>
+          <w:iCs/>
+          <w:lang w:val="en-US"/>
+        </w:rPr>
+        <w:t xml:space="preserve"> == </w:t>
       </w:r>
       <w:r>
         <w:rPr>
@@ -2014,6 +2090,7 @@
         </w:rPr>
         <w:t xml:space="preserve">and </w:t>
       </w:r>
+      <w:proofErr w:type="spellStart"/>
       <w:proofErr w:type="gramStart"/>
       <w:r>
         <w:rPr>
@@ -2023,6 +2100,7 @@
         </w:rPr>
         <w:t>tcp.dstport</w:t>
       </w:r>
+      <w:proofErr w:type="spellEnd"/>
       <w:proofErr w:type="gramEnd"/>
       <w:r>
         <w:rPr>
@@ -2032,6 +2110,7 @@
         </w:rPr>
         <w:t xml:space="preserve"> &gt; 1024 and (</w:t>
       </w:r>
+      <w:proofErr w:type="spellStart"/>
       <w:proofErr w:type="gramStart"/>
       <w:r>
         <w:rPr>
@@ -2051,6 +2130,7 @@
         </w:rPr>
         <w:t>srcport</w:t>
       </w:r>
+      <w:proofErr w:type="spellEnd"/>
       <w:proofErr w:type="gramEnd"/>
       <w:r>
         <w:rPr>
@@ -2060,6 +2140,7 @@
         </w:rPr>
         <w:t xml:space="preserve"> == 80 or </w:t>
       </w:r>
+      <w:proofErr w:type="spellStart"/>
       <w:proofErr w:type="gramStart"/>
       <w:r>
         <w:rPr>
@@ -2079,6 +2160,7 @@
         </w:rPr>
         <w:t>srcport</w:t>
       </w:r>
+      <w:proofErr w:type="spellEnd"/>
       <w:proofErr w:type="gramEnd"/>
       <w:r>
         <w:rPr>
@@ -2206,6 +2288,7 @@
           <w:lang w:val="en-US"/>
         </w:rPr>
       </w:pPr>
+      <w:proofErr w:type="spellStart"/>
       <w:r>
         <w:rPr>
           <w:i/>
@@ -2222,6 +2305,7 @@
         </w:rPr>
         <w:t>src</w:t>
       </w:r>
+      <w:proofErr w:type="spellEnd"/>
       <w:r>
         <w:rPr>
           <w:i/>
@@ -2322,67 +2406,97 @@
           <w:lang w:val="en-US"/>
         </w:rPr>
       </w:pPr>
+      <w:proofErr w:type="spellStart"/>
       <w:r>
         <w:rPr>
           <w:i/>
           <w:iCs/>
           <w:lang w:val="en-US"/>
         </w:rPr>
-        <w:t xml:space="preserve">eth.dst == </w:t>
-      </w:r>
-      <w:proofErr w:type="gramStart"/>
+        <w:t>eth.dst</w:t>
+      </w:r>
+      <w:proofErr w:type="spellEnd"/>
       <w:r>
         <w:rPr>
           <w:i/>
           <w:iCs/>
           <w:lang w:val="en-US"/>
         </w:rPr>
-        <w:t>ff:ff</w:t>
-      </w:r>
-      <w:proofErr w:type="gramEnd"/>
+        <w:t xml:space="preserve"> == </w:t>
+      </w:r>
+      <w:proofErr w:type="spellStart"/>
+      <w:proofErr w:type="gramStart"/>
       <w:r>
         <w:rPr>
           <w:i/>
           <w:iCs/>
           <w:lang w:val="en-US"/>
         </w:rPr>
-        <w:t>:</w:t>
-      </w:r>
-      <w:proofErr w:type="gramStart"/>
+        <w:t>ff:ff</w:t>
+      </w:r>
+      <w:proofErr w:type="gramEnd"/>
       <w:r>
         <w:rPr>
           <w:i/>
           <w:iCs/>
           <w:lang w:val="en-US"/>
         </w:rPr>
-        <w:t>ff:ff</w:t>
-      </w:r>
-      <w:proofErr w:type="gramEnd"/>
+        <w:t>:</w:t>
+      </w:r>
+      <w:proofErr w:type="gramStart"/>
       <w:r>
         <w:rPr>
           <w:i/>
           <w:iCs/>
           <w:lang w:val="en-US"/>
         </w:rPr>
-        <w:t>:</w:t>
-      </w:r>
-      <w:proofErr w:type="gramStart"/>
+        <w:t>ff:ff</w:t>
+      </w:r>
+      <w:proofErr w:type="gramEnd"/>
       <w:r>
         <w:rPr>
           <w:i/>
           <w:iCs/>
           <w:lang w:val="en-US"/>
         </w:rPr>
-        <w:t>ff:ff</w:t>
-      </w:r>
-      <w:proofErr w:type="gramEnd"/>
+        <w:t>:</w:t>
+      </w:r>
+      <w:proofErr w:type="gramStart"/>
       <w:r>
         <w:rPr>
           <w:i/>
           <w:iCs/>
           <w:lang w:val="en-US"/>
         </w:rPr>
-        <w:t xml:space="preserve"> or ip.dst == 255.255.255.255</w:t>
+        <w:t>ff:ff</w:t>
+      </w:r>
+      <w:proofErr w:type="spellEnd"/>
+      <w:proofErr w:type="gramEnd"/>
+      <w:r>
+        <w:rPr>
+          <w:i/>
+          <w:iCs/>
+          <w:lang w:val="en-US"/>
+        </w:rPr>
+        <w:t xml:space="preserve"> or </w:t>
+      </w:r>
+      <w:proofErr w:type="spellStart"/>
+      <w:r>
+        <w:rPr>
+          <w:i/>
+          <w:iCs/>
+          <w:lang w:val="en-US"/>
+        </w:rPr>
+        <w:t>ip.dst</w:t>
+      </w:r>
+      <w:proofErr w:type="spellEnd"/>
+      <w:r>
+        <w:rPr>
+          <w:i/>
+          <w:iCs/>
+          <w:lang w:val="en-US"/>
+        </w:rPr>
+        <w:t xml:space="preserve"> == 255.255.255.255</w:t>
       </w:r>
       <w:r>
         <w:rPr>
@@ -2702,6 +2816,7 @@
         </w:rPr>
         <w:t xml:space="preserve">ARP: </w:t>
       </w:r>
+      <w:proofErr w:type="spellStart"/>
       <w:proofErr w:type="gramStart"/>
       <w:r>
         <w:rPr>
@@ -2711,6 +2826,7 @@
         </w:rPr>
         <w:t>arp.opcode</w:t>
       </w:r>
+      <w:proofErr w:type="spellEnd"/>
       <w:proofErr w:type="gramEnd"/>
       <w:r>
         <w:rPr>
@@ -2718,26 +2834,27 @@
           <w:iCs/>
           <w:lang w:val="en-US"/>
         </w:rPr>
-        <w:t xml:space="preserve"> == 1 &amp;&amp; eth.dst == </w:t>
-      </w:r>
-      <w:proofErr w:type="gramStart"/>
+        <w:t xml:space="preserve"> == 1 &amp;&amp; </w:t>
+      </w:r>
+      <w:proofErr w:type="spellStart"/>
       <w:r>
         <w:rPr>
           <w:i/>
           <w:iCs/>
           <w:lang w:val="en-US"/>
         </w:rPr>
-        <w:t>ff:ff</w:t>
-      </w:r>
-      <w:proofErr w:type="gramEnd"/>
+        <w:t>eth.dst</w:t>
+      </w:r>
+      <w:proofErr w:type="spellEnd"/>
       <w:r>
         <w:rPr>
           <w:i/>
           <w:iCs/>
           <w:lang w:val="en-US"/>
         </w:rPr>
-        <w:t>:</w:t>
-      </w:r>
+        <w:t xml:space="preserve"> == </w:t>
+      </w:r>
+      <w:proofErr w:type="spellStart"/>
       <w:proofErr w:type="gramStart"/>
       <w:r>
         <w:rPr>
@@ -2765,6 +2882,25 @@
         </w:rPr>
         <w:t>ff:ff</w:t>
       </w:r>
+      <w:proofErr w:type="gramEnd"/>
+      <w:r>
+        <w:rPr>
+          <w:i/>
+          <w:iCs/>
+          <w:lang w:val="en-US"/>
+        </w:rPr>
+        <w:t>:</w:t>
+      </w:r>
+      <w:proofErr w:type="gramStart"/>
+      <w:r>
+        <w:rPr>
+          <w:i/>
+          <w:iCs/>
+          <w:lang w:val="en-US"/>
+        </w:rPr>
+        <w:t>ff:ff</w:t>
+      </w:r>
+      <w:proofErr w:type="spellEnd"/>
       <w:proofErr w:type="gramEnd"/>
     </w:p>
     <w:p>
@@ -2837,13 +2973,41 @@
         </w:rPr>
         <w:t xml:space="preserve">UDP: </w:t>
       </w:r>
+      <w:proofErr w:type="spellStart"/>
       <w:r>
         <w:rPr>
           <w:i/>
           <w:iCs/>
           <w:lang w:val="en-US"/>
         </w:rPr>
-        <w:t>udp &amp;&amp; ip.dst == 255.255.255.255</w:t>
+        <w:t>udp</w:t>
+      </w:r>
+      <w:proofErr w:type="spellEnd"/>
+      <w:r>
+        <w:rPr>
+          <w:i/>
+          <w:iCs/>
+          <w:lang w:val="en-US"/>
+        </w:rPr>
+        <w:t xml:space="preserve"> &amp;&amp; </w:t>
+      </w:r>
+      <w:proofErr w:type="spellStart"/>
+      <w:r>
+        <w:rPr>
+          <w:i/>
+          <w:iCs/>
+          <w:lang w:val="en-US"/>
+        </w:rPr>
+        <w:t>ip.dst</w:t>
+      </w:r>
+      <w:proofErr w:type="spellEnd"/>
+      <w:r>
+        <w:rPr>
+          <w:i/>
+          <w:iCs/>
+          <w:lang w:val="en-US"/>
+        </w:rPr>
+        <w:t xml:space="preserve"> == 255.255.255.255</w:t>
       </w:r>
     </w:p>
     <w:p>
@@ -2921,12 +3085,14 @@
       <w:r>
         <w:t xml:space="preserve"> запросы отправляет роутер, то можно судить, что мы подключены к нему, а широковещательные сообщения от лампочек доходят, так как всё происходит в </w:t>
       </w:r>
+      <w:proofErr w:type="spellStart"/>
       <w:r>
         <w:rPr>
           <w:lang w:val="en-US"/>
         </w:rPr>
         <w:t>wi</w:t>
       </w:r>
+      <w:proofErr w:type="spellEnd"/>
       <w:r>
         <w:t>-</w:t>
       </w:r>
@@ -3095,12 +3261,14 @@
       <w:r>
         <w:t>ввёл фильтр «</w:t>
       </w:r>
+      <w:proofErr w:type="spellStart"/>
       <w:r>
         <w:rPr>
           <w:lang w:val="en-US"/>
         </w:rPr>
         <w:t>icmp</w:t>
       </w:r>
+      <w:proofErr w:type="spellEnd"/>
       <w:r>
         <w:t>»</w:t>
       </w:r>
@@ -3125,7 +3293,15 @@
         <w:t>слал</w:t>
       </w:r>
       <w:r>
-        <w:t xml:space="preserve"> команду ping с </w:t>
+        <w:t xml:space="preserve"> команду </w:t>
+      </w:r>
+      <w:proofErr w:type="spellStart"/>
+      <w:r>
+        <w:t>ping</w:t>
+      </w:r>
+      <w:proofErr w:type="spellEnd"/>
+      <w:r>
+        <w:t xml:space="preserve"> с </w:t>
       </w:r>
       <w:r>
         <w:t>телефона на ноутбук</w:t>
@@ -3244,7 +3420,15 @@
         <w:t>ил</w:t>
       </w:r>
       <w:r>
-        <w:t xml:space="preserve"> данные, сформированные ping-запросами.</w:t>
+        <w:t xml:space="preserve"> данные, сформированные </w:t>
+      </w:r>
+      <w:proofErr w:type="spellStart"/>
+      <w:r>
+        <w:t>ping</w:t>
+      </w:r>
+      <w:proofErr w:type="spellEnd"/>
+      <w:r>
+        <w:t>-запросами.</w:t>
       </w:r>
     </w:p>
     <w:p>
@@ -3322,7 +3506,27 @@
           <w:i/>
           <w:iCs/>
         </w:rPr>
-        <w:t xml:space="preserve">Как ваш ПК определил MAC-адрес другого устройства, с которого был отправлен эхо-запрос с помощью команды ping? </w:t>
+        <w:t xml:space="preserve">Как ваш ПК определил MAC-адрес другого устройства, с которого был отправлен эхо-запрос с помощью команды </w:t>
+      </w:r>
+      <w:proofErr w:type="spellStart"/>
+      <w:r>
+        <w:rPr>
+          <w:b/>
+          <w:bCs/>
+          <w:i/>
+          <w:iCs/>
+        </w:rPr>
+        <w:t>ping</w:t>
+      </w:r>
+      <w:proofErr w:type="spellEnd"/>
+      <w:r>
+        <w:rPr>
+          <w:b/>
+          <w:bCs/>
+          <w:i/>
+          <w:iCs/>
+        </w:rPr>
+        <w:t xml:space="preserve">? </w:t>
       </w:r>
     </w:p>
     <w:p>
@@ -3392,7 +3596,15 @@
         <w:t>ил</w:t>
       </w:r>
       <w:r>
-        <w:t> эхо-запросы с помощью команды ping на 3 удаленных узла</w:t>
+        <w:t xml:space="preserve"> эхо-запросы с помощью команды </w:t>
+      </w:r>
+      <w:proofErr w:type="spellStart"/>
+      <w:r>
+        <w:t>ping</w:t>
+      </w:r>
+      <w:proofErr w:type="spellEnd"/>
+      <w:r>
+        <w:t xml:space="preserve"> на 3 удаленных узла</w:t>
       </w:r>
       <w:r>
         <w:t>:</w:t>
@@ -3751,8 +3963,13 @@
       <w:r>
         <w:t xml:space="preserve">Так как </w:t>
       </w:r>
-      <w:r>
-        <w:t xml:space="preserve">ping удаленных узлов происходит через маршрутизатор, в пакете </w:t>
+      <w:proofErr w:type="spellStart"/>
+      <w:r>
+        <w:t>ping</w:t>
+      </w:r>
+      <w:proofErr w:type="spellEnd"/>
+      <w:r>
+        <w:t xml:space="preserve"> удаленных узлов происходит через маршрутизатор, в пакете </w:t>
       </w:r>
       <w:r>
         <w:rPr>
@@ -3833,9 +4050,22 @@
           <w:lang w:val="ru-RU"/>
         </w:rPr>
       </w:pPr>
+      <w:proofErr w:type="spellStart"/>
       <w:r>
         <w:lastRenderedPageBreak/>
-        <w:t>Анализ полей TCP</w:t>
+        <w:t>Анализ</w:t>
+      </w:r>
+      <w:proofErr w:type="spellEnd"/>
+      <w:r>
+        <w:t xml:space="preserve"> </w:t>
+      </w:r>
+      <w:proofErr w:type="spellStart"/>
+      <w:r>
+        <w:t>полей</w:t>
+      </w:r>
+      <w:proofErr w:type="spellEnd"/>
+      <w:r>
+        <w:t xml:space="preserve"> TCP</w:t>
       </w:r>
     </w:p>
     <w:p/>
@@ -3993,6 +4223,9 @@
         <w:pStyle w:val="aff"/>
       </w:pPr>
       <w:r>
+        <w:rPr>
+          <w:noProof/>
+        </w:rPr>
         <w:drawing>
           <wp:inline distT="0" distB="0" distL="0" distR="0" wp14:anchorId="18686E7E" wp14:editId="090641DB">
             <wp:extent cx="6120130" cy="1327785"/>
@@ -4035,6 +4268,9 @@
         <w:pStyle w:val="aff"/>
       </w:pPr>
       <w:r>
+        <w:rPr>
+          <w:noProof/>
+        </w:rPr>
         <w:drawing>
           <wp:inline distT="0" distB="0" distL="0" distR="0" wp14:anchorId="4BE9BF38" wp14:editId="11926D5C">
             <wp:extent cx="6120130" cy="652780"/>
@@ -4442,6 +4678,9 @@
         <w:pStyle w:val="aff"/>
       </w:pPr>
       <w:r>
+        <w:rPr>
+          <w:noProof/>
+        </w:rPr>
         <w:drawing>
           <wp:inline distT="0" distB="0" distL="0" distR="0" wp14:anchorId="4A461685" wp14:editId="7C2CC428">
             <wp:extent cx="6166685" cy="3420533"/>
@@ -4879,6 +5118,9 @@
         <w:pStyle w:val="aff"/>
       </w:pPr>
       <w:r>
+        <w:rPr>
+          <w:noProof/>
+        </w:rPr>
         <w:drawing>
           <wp:inline distT="0" distB="0" distL="0" distR="0" wp14:anchorId="7C2F3EA7" wp14:editId="235469EB">
             <wp:extent cx="6120130" cy="3524885"/>
@@ -5310,6 +5552,9 @@
         </w:rPr>
       </w:pPr>
       <w:r>
+        <w:rPr>
+          <w:noProof/>
+        </w:rPr>
         <w:drawing>
           <wp:inline distT="0" distB="0" distL="0" distR="0" wp14:anchorId="28AD745C" wp14:editId="3195516A">
             <wp:extent cx="6120130" cy="3518535"/>
@@ -5372,71 +5617,82 @@
           <w:i/>
           <w:iCs/>
         </w:rPr>
-        <w:t>Сколько других датаграмм TCP содержало бит SYN?</w:t>
-      </w:r>
-    </w:p>
-    <w:p>
-      <w:pPr>
-        <w:pStyle w:val="afb"/>
-      </w:pPr>
-      <w:r>
-        <w:t xml:space="preserve">Отфильтруем: </w:t>
-      </w:r>
-      <w:proofErr w:type="gramStart"/>
-      <w:r>
-        <w:rPr>
+        <w:t xml:space="preserve">Сколько других </w:t>
+      </w:r>
+      <w:proofErr w:type="spellStart"/>
+      <w:r>
+        <w:rPr>
+          <w:b/>
+          <w:bCs/>
           <w:i/>
           <w:iCs/>
-          <w:lang w:val="en-US"/>
-        </w:rPr>
-        <w:t>ip</w:t>
-      </w:r>
-      <w:r>
-        <w:rPr>
+        </w:rPr>
+        <w:t>датаграмм</w:t>
+      </w:r>
+      <w:proofErr w:type="spellEnd"/>
+      <w:r>
+        <w:rPr>
+          <w:b/>
+          <w:bCs/>
           <w:i/>
           <w:iCs/>
         </w:rPr>
-        <w:t>.</w:t>
-      </w:r>
+        <w:t xml:space="preserve"> TCP содержало бит SYN?</w:t>
+      </w:r>
+    </w:p>
+    <w:p>
+      <w:pPr>
+        <w:pStyle w:val="afb"/>
+      </w:pPr>
+      <w:r>
+        <w:t xml:space="preserve">Отфильтруем: </w:t>
+      </w:r>
+      <w:proofErr w:type="spellStart"/>
+      <w:proofErr w:type="gramStart"/>
       <w:r>
         <w:rPr>
           <w:i/>
           <w:iCs/>
           <w:lang w:val="en-US"/>
         </w:rPr>
-        <w:t>addr</w:t>
-      </w:r>
-      <w:proofErr w:type="gramEnd"/>
+        <w:t>ip</w:t>
+      </w:r>
+      <w:proofErr w:type="spellEnd"/>
       <w:r>
         <w:rPr>
           <w:i/>
           <w:iCs/>
         </w:rPr>
-        <w:t xml:space="preserve"> == 44.241.66.173 &amp;&amp; </w:t>
-      </w:r>
+        <w:t>.</w:t>
+      </w:r>
+      <w:proofErr w:type="spellStart"/>
       <w:r>
         <w:rPr>
           <w:i/>
           <w:iCs/>
           <w:lang w:val="en-US"/>
         </w:rPr>
-        <w:t>tcp</w:t>
-      </w:r>
+        <w:t>addr</w:t>
+      </w:r>
+      <w:proofErr w:type="spellEnd"/>
+      <w:proofErr w:type="gramEnd"/>
       <w:r>
         <w:rPr>
           <w:i/>
           <w:iCs/>
         </w:rPr>
-        <w:t>.</w:t>
-      </w:r>
+        <w:t xml:space="preserve"> == 44.241.66.173 &amp;&amp; </w:t>
+      </w:r>
+      <w:proofErr w:type="spellStart"/>
       <w:r>
         <w:rPr>
           <w:i/>
           <w:iCs/>
           <w:lang w:val="en-US"/>
         </w:rPr>
-        <w:t>flags</w:t>
-      </w:r>
+        <w:t>tcp</w:t>
+      </w:r>
+      <w:proofErr w:type="spellEnd"/>
       <w:r>
         <w:rPr>
           <w:i/>
@@ -5450,13 +5706,28 @@
           <w:iCs/>
           <w:lang w:val="en-US"/>
         </w:rPr>
-        <w:t>syn</w:t>
+        <w:t>flags</w:t>
       </w:r>
       <w:r>
         <w:rPr>
           <w:i/>
           <w:iCs/>
         </w:rPr>
+        <w:t>.</w:t>
+      </w:r>
+      <w:r>
+        <w:rPr>
+          <w:i/>
+          <w:iCs/>
+          <w:lang w:val="en-US"/>
+        </w:rPr>
+        <w:t>syn</w:t>
+      </w:r>
+      <w:r>
+        <w:rPr>
+          <w:i/>
+          <w:iCs/>
+        </w:rPr>
         <w:t xml:space="preserve"> == 1</w:t>
       </w:r>
     </w:p>
@@ -5469,6 +5740,7 @@
       </w:pPr>
       <w:r>
         <w:rPr>
+          <w:noProof/>
           <w:lang w:val="en-US"/>
         </w:rPr>
         <w:drawing>
@@ -5511,9 +5783,6 @@
     <w:p>
       <w:pPr>
         <w:pStyle w:val="afb"/>
-        <w:rPr>
-          <w:lang w:val="en-US"/>
-        </w:rPr>
       </w:pPr>
       <w:r>
         <w:t xml:space="preserve">Кроме первого установления соединения сервер открыл ещё одно для передачи файлов, поэтому мы можем увидеть ещё один </w:t>
@@ -8461,6 +8730,7 @@
   <w:style w:type="character" w:default="1" w:styleId="a1">
     <w:name w:val="Default Paragraph Font"/>
     <w:uiPriority w:val="1"/>
+    <w:semiHidden/>
     <w:unhideWhenUsed/>
   </w:style>
   <w:style w:type="table" w:default="1" w:styleId="a2">
